--- a/data/cvs/cv_004_can_sahin.docx
+++ b/data/cvs/cv_004_can_sahin.docx
@@ -9,10 +9,9 @@
       <w:r>
         <w:rPr>
           <w:b/>
-          <w:color w:val="1F4E79"/>
           <w:sz w:val="36"/>
         </w:rPr>
-        <w:t>CAN ŞAHIN</w:t>
+        <w:t>Can Şahin</w:t>
       </w:r>
     </w:p>
     <w:p>
@@ -20,314 +19,197 @@
         <w:jc w:val="center"/>
       </w:pPr>
       <w:r>
-        <w:rPr>
-          <w:b/>
-        </w:rPr>
-        <w:t>Kıdemli Siber Güvenlik Uzmanı</w:t>
-      </w:r>
-    </w:p>
-    <w:p>
-      <w:pPr>
-        <w:jc w:val="center"/>
-      </w:pPr>
-      <w:r>
-        <w:t>can_sahin@example.com | +90 530 839 43 74 | Mersin / Yenişehir</w:t>
+        <w:t>can_sahin@example.com | +90 530 218 43 32 | Kocaeli / Gebze</w:t>
       </w:r>
     </w:p>
     <w:p>
       <w:r>
         <w:rPr>
           <w:b/>
-          <w:color w:val="262626"/>
+          <w:color w:val="1E1E1E"/>
           <w:sz w:val="22"/>
         </w:rPr>
-        <w:t>PROFIL</w:t>
+        <w:t>Summary</w:t>
       </w:r>
     </w:p>
     <w:p>
       <w:r>
-        <w:t>10 yıllık deneyime sahip siber güvenlik uzmanı. bankacılık / güvenlik alanında ölçülebilir iş sonuçları üretmeye, ekiplerle koordineli çalışmaya ve süreçleri veriye dayalı iyileştirmeye odaklanır. SIEM, Splunk, Nessus, Burp Suite konularında güçlü uygulama deneyimi vardır.</w:t>
+        <w:t>2 years of experience as a Junior Data Analyst. Focused on measurable delivery in E-Ticaret / Analitik with strong hands-on experience in Python, ETL, NumPy, Tableau.</w:t>
       </w:r>
     </w:p>
     <w:p>
       <w:r>
         <w:rPr>
           <w:b/>
-          <w:color w:val="262626"/>
+          <w:color w:val="1E1E1E"/>
           <w:sz w:val="22"/>
         </w:rPr>
-        <w:t>İŞ DENEYIMI</w:t>
+        <w:t>Experience</w:t>
       </w:r>
     </w:p>
     <w:p>
       <w:r>
         <w:rPr>
           <w:b/>
+          <w:sz w:val="20"/>
         </w:rPr>
-        <w:t>Kıdemli Siber Güvenlik Uzmanı — Akbank Teknoloji (Oca 2024 – Halen)</w:t>
+        <w:t>Junior Data Analyst - iyzico</w:t>
       </w:r>
     </w:p>
     <w:p>
       <w:r>
-        <w:t>Bankacılık / Güvenlik | Mersin</w:t>
+        <w:rPr>
+          <w:i/>
+        </w:rPr>
+        <w:t>Jan 2023 - Present | E-Ticaret / Analitik | Kocaeli</w:t>
       </w:r>
     </w:p>
     <w:p>
       <w:pPr>
-        <w:pStyle w:val="ListBullet"/>
-        <w:spacing w:after="20"/>
-        <w:ind w:left="259"/>
+        <w:ind w:left="259" w:hanging="173"/>
       </w:pPr>
       <w:r>
         <w:rPr>
           <w:sz w:val="18"/>
         </w:rPr>
-        <w:t>SOC ekibinde kritik alarm triyaj süreçlerini yönettim</w:t>
+        <w:t>• Built and improved e-ticaret / analitik workflows using Python.</w:t>
       </w:r>
     </w:p>
     <w:p>
       <w:pPr>
-        <w:pStyle w:val="ListBullet"/>
-        <w:spacing w:after="20"/>
-        <w:ind w:left="259"/>
+        <w:ind w:left="259" w:hanging="173"/>
       </w:pPr>
       <w:r>
         <w:rPr>
           <w:sz w:val="18"/>
         </w:rPr>
-        <w:t>Zafiyet tarama süreçleriyle yüksek riskli bulguları %40 azalttım</w:t>
+        <w:t>• Reduced reporting or delivery cycle time by 18% through automation and clearer ownership.</w:t>
       </w:r>
     </w:p>
     <w:p>
       <w:pPr>
-        <w:pStyle w:val="ListBullet"/>
-        <w:spacing w:after="20"/>
-        <w:ind w:left="259"/>
+        <w:ind w:left="259" w:hanging="173"/>
       </w:pPr>
       <w:r>
         <w:rPr>
           <w:sz w:val="18"/>
         </w:rPr>
-        <w:t>Incident response playbookları hazırlayarak müdahale süresini %30 düşürdüm</w:t>
+        <w:t>• Collaborated with product and engineering teams to deliver production-ready outcomes.</w:t>
       </w:r>
     </w:p>
     <w:p>
       <w:r>
         <w:rPr>
           <w:b/>
+          <w:sz w:val="20"/>
         </w:rPr>
-        <w:t>Siber Güvenlik Uzmanı — Softtech (Mar 2020 – Ara 2023)</w:t>
+        <w:t>Data Analyst - Eczacıbaşı</w:t>
       </w:r>
     </w:p>
     <w:p>
       <w:r>
-        <w:t>Bankacılık / Güvenlik | Mersin</w:t>
+        <w:rPr>
+          <w:i/>
+        </w:rPr>
+        <w:t>Sep 2025 - Dec 2026 | E-Ticaret / Analitik | Kocaeli</w:t>
       </w:r>
     </w:p>
     <w:p>
       <w:pPr>
-        <w:pStyle w:val="ListBullet"/>
-        <w:spacing w:after="20"/>
-        <w:ind w:left="259"/>
+        <w:ind w:left="259" w:hanging="173"/>
       </w:pPr>
       <w:r>
         <w:rPr>
           <w:sz w:val="18"/>
         </w:rPr>
-        <w:t>Firewall ile operasyonel işleri destekleyen çözümler geliştirdim</w:t>
+        <w:t>• Built and improved e-ticaret / analitik workflows using ETL.</w:t>
       </w:r>
     </w:p>
     <w:p>
       <w:pPr>
-        <w:pStyle w:val="ListBullet"/>
-        <w:spacing w:after="20"/>
-        <w:ind w:left="259"/>
+        <w:ind w:left="259" w:hanging="173"/>
       </w:pPr>
       <w:r>
         <w:rPr>
           <w:sz w:val="18"/>
         </w:rPr>
-        <w:t>Ekip hedeflerine katkı sağlayan raporlama ve süreç iyileştirme çalışmaları yaptım</w:t>
+        <w:t>• Reduced reporting or delivery cycle time by 32% through automation and clearer ownership.</w:t>
       </w:r>
     </w:p>
     <w:p>
       <w:pPr>
-        <w:pStyle w:val="ListBullet"/>
-        <w:spacing w:after="20"/>
-        <w:ind w:left="259"/>
+        <w:ind w:left="259" w:hanging="173"/>
       </w:pPr>
       <w:r>
         <w:rPr>
           <w:sz w:val="18"/>
         </w:rPr>
-        <w:t>Paydaşlarla düzenli iletişim kurarak proje çıktılarının zamanında tamamlanmasını sağladım</w:t>
+        <w:t>• Collaborated with product and engineering teams to deliver production-ready outcomes.</w:t>
       </w:r>
     </w:p>
     <w:p>
       <w:r>
         <w:rPr>
           <w:b/>
+          <w:color w:val="1E1E1E"/>
+          <w:sz w:val="22"/>
         </w:rPr>
-        <w:t>Siber Güvenlik Uzmanı — Softtech (Mar 2016 – Ara 2019)</w:t>
+        <w:t>Skills</w:t>
       </w:r>
     </w:p>
     <w:p>
       <w:r>
-        <w:t>Bankacılık / Güvenlik | Mersin</w:t>
-      </w:r>
-    </w:p>
-    <w:p>
-      <w:pPr>
-        <w:pStyle w:val="ListBullet"/>
-        <w:spacing w:after="20"/>
-        <w:ind w:left="259"/>
-      </w:pPr>
-      <w:r>
         <w:rPr>
           <w:sz w:val="18"/>
         </w:rPr>
-        <w:t>SIEM ile operasyonel işleri destekleyen çözümler geliştirdim</w:t>
-      </w:r>
-    </w:p>
-    <w:p>
-      <w:pPr>
-        <w:pStyle w:val="ListBullet"/>
-        <w:spacing w:after="20"/>
-        <w:ind w:left="259"/>
-      </w:pPr>
-      <w:r>
-        <w:rPr>
-          <w:sz w:val="18"/>
-        </w:rPr>
-        <w:t>Ekip hedeflerine katkı sağlayan raporlama ve süreç iyileştirme çalışmaları yaptım</w:t>
-      </w:r>
-    </w:p>
-    <w:p>
-      <w:pPr>
-        <w:pStyle w:val="ListBullet"/>
-        <w:spacing w:after="20"/>
-        <w:ind w:left="259"/>
-      </w:pPr>
-      <w:r>
-        <w:rPr>
-          <w:sz w:val="18"/>
-        </w:rPr>
-        <w:t>Paydaşlarla düzenli iletişim kurarak proje çıktılarının zamanında tamamlanmasını sağladım</w:t>
+        <w:t>Python, ETL, NumPy, Tableau, A/B Test, Pandas, Power BI, BigQuery, SQL, Excel</w:t>
       </w:r>
     </w:p>
     <w:p>
       <w:r>
         <w:rPr>
           <w:b/>
-          <w:color w:val="262626"/>
+          <w:color w:val="1E1E1E"/>
           <w:sz w:val="22"/>
         </w:rPr>
-        <w:t>EĞITIM</w:t>
+        <w:t>Education</w:t>
       </w:r>
     </w:p>
     <w:p>
       <w:r>
-        <w:t>Lisans — Bilgisayar Mühendisliği, Hacettepe Üniversitesi (2013-2017) — GPA: 3.68</w:t>
+        <w:t>Bachelor - İşletme, Marmara Üniversitesi (2015-2019) GPA: 3.36</w:t>
       </w:r>
     </w:p>
     <w:p>
       <w:r>
         <w:rPr>
           <w:b/>
-          <w:color w:val="262626"/>
+          <w:color w:val="1E1E1E"/>
           <w:sz w:val="22"/>
         </w:rPr>
-        <w:t>TEKNIK / MESLEKI YETENEKLER</w:t>
-      </w:r>
-    </w:p>
-    <w:p>
-      <w:r>
-        <w:t>SIEM, Splunk, Nessus, Burp Suite, ISO 27001, SOC, Incident Response, Python, Linux, Firewall</w:t>
-      </w:r>
-    </w:p>
-    <w:p>
-      <w:r>
-        <w:rPr>
-          <w:b/>
-          <w:color w:val="262626"/>
-          <w:sz w:val="22"/>
-        </w:rPr>
-        <w:t>SERTIFIKALAR</w:t>
+        <w:t>Certifications</w:t>
       </w:r>
     </w:p>
     <w:p>
       <w:pPr>
-        <w:pStyle w:val="ListBullet"/>
-        <w:spacing w:after="20"/>
-        <w:ind w:left="259"/>
+        <w:ind w:left="259" w:hanging="173"/>
       </w:pPr>
       <w:r>
         <w:rPr>
           <w:sz w:val="18"/>
         </w:rPr>
-        <w:t>CompTIA Security+ (2022)</w:t>
+        <w:t>• Professional Scrum Master I</w:t>
       </w:r>
     </w:p>
     <w:p>
       <w:pPr>
-        <w:pStyle w:val="ListBullet"/>
-        <w:spacing w:after="20"/>
-        <w:ind w:left="259"/>
+        <w:ind w:left="259" w:hanging="173"/>
       </w:pPr>
       <w:r>
         <w:rPr>
           <w:sz w:val="18"/>
         </w:rPr>
-        <w:t>ISO 27001 Lead Implementer (2024)</w:t>
-      </w:r>
-    </w:p>
-    <w:p>
-      <w:r>
-        <w:rPr>
-          <w:b/>
-          <w:color w:val="262626"/>
-          <w:sz w:val="22"/>
-        </w:rPr>
-        <w:t>DILLER</w:t>
-      </w:r>
-    </w:p>
-    <w:p>
-      <w:pPr>
-        <w:pStyle w:val="ListBullet"/>
-        <w:spacing w:after="20"/>
-        <w:ind w:left="259"/>
-      </w:pPr>
-      <w:r>
-        <w:rPr>
-          <w:sz w:val="18"/>
-        </w:rPr>
-        <w:t>Türkçe — Ana dil</w:t>
-      </w:r>
-    </w:p>
-    <w:p>
-      <w:pPr>
-        <w:pStyle w:val="ListBullet"/>
-        <w:spacing w:after="20"/>
-        <w:ind w:left="259"/>
-      </w:pPr>
-      <w:r>
-        <w:rPr>
-          <w:sz w:val="18"/>
-        </w:rPr>
-        <w:t>İngilizce — İleri (C1)</w:t>
-      </w:r>
-    </w:p>
-    <w:p>
-      <w:pPr>
-        <w:pStyle w:val="ListBullet"/>
-        <w:spacing w:after="20"/>
-        <w:ind w:left="259"/>
-      </w:pPr>
-      <w:r>
-        <w:rPr>
-          <w:sz w:val="18"/>
-        </w:rPr>
-        <w:t>Almanca — Başlangıç (A2)</w:t>
+        <w:t>• TensorFlow Developer Certificate</w:t>
       </w:r>
     </w:p>
     <w:sectPr>
@@ -704,7 +586,7 @@
     <w:qFormat/>
     <w:rsid w:val="00FC693F"/>
     <w:rPr>
-      <w:rFonts w:ascii="Calibri" w:hAnsi="Calibri"/>
+      <w:rFonts w:ascii="DejaVu Sans" w:hAnsi="DejaVu Sans"/>
       <w:sz w:val="18"/>
     </w:rPr>
   </w:style>
